--- a/word_reports/LP_0377_위치_724_Whitney Houston_The Bodyg.docx
+++ b/word_reports/LP_0377_위치_724_Whitney Houston_The Bodyg.docx
@@ -4,7 +4,7 @@
   <w:body>
     <w:p>
       <w:pPr>
-        <w:spacing w:after="280"/>
+        <w:spacing w:after="80"/>
       </w:pPr>
       <w:r>
         <w:rPr w:rFonts="맑은 고딕">
@@ -13,94 +13,47 @@
           <w:color w:val="1E3A8A"/>
           <w:sz w:val="30"/>
         </w:rPr>
-        <w:t>[724] Whitney Houston - The Bodygard</w:t>
+        <w:t>Whitney Houston (휘트니 휴스턴) - The Bodygard</w:t>
       </w:r>
     </w:p>
     <w:p>
       <w:pPr>
-        <w:spacing w:after="320"/>
+        <w:spacing w:after="240"/>
       </w:pPr>
       <w:r>
         <w:rPr w:rFonts="맑은 고딕">
           <w:rFonts w:ascii="맑은 고딕" w:hAnsi="맑은 고딕" w:eastAsia="맑은 고딕"/>
           <w:b/>
-          <w:sz w:val="20"/>
+          <w:color w:val="4B5563"/>
+          <w:sz w:val="22"/>
         </w:rPr>
-        <w:t>■ 위치 : 724</w:t>
-        <w:br/>
-      </w:r>
-      <w:r>
-        <w:rPr w:rFonts="맑은 고딕">
-          <w:rFonts w:ascii="맑은 고딕" w:hAnsi="맑은 고딕" w:eastAsia="맑은 고딕"/>
-          <w:b/>
-          <w:sz w:val="20"/>
-        </w:rPr>
-        <w:t>■ 아티스트 : Whitney Houston</w:t>
-        <w:br/>
-      </w:r>
-      <w:r>
-        <w:rPr w:rFonts="맑은 고딕">
-          <w:rFonts w:ascii="맑은 고딕" w:hAnsi="맑은 고딕" w:eastAsia="맑은 고딕"/>
-          <w:b/>
-          <w:sz w:val="20"/>
-        </w:rPr>
-        <w:t>■ 앨범명 : The Bodygard</w:t>
-        <w:br/>
-      </w:r>
-      <w:r>
-        <w:rPr w:rFonts="맑은 고딕">
-          <w:rFonts w:ascii="맑은 고딕" w:hAnsi="맑은 고딕" w:eastAsia="맑은 고딕"/>
-          <w:b w:val="0"/>
-          <w:sz w:val="20"/>
-        </w:rPr>
-        <w:t>■ 음반 레이블 : Arista Records</w:t>
-        <w:br/>
-      </w:r>
-      <w:r>
-        <w:rPr w:rFonts="맑은 고딕">
-          <w:rFonts w:ascii="맑은 고딕" w:hAnsi="맑은 고딕" w:eastAsia="맑은 고딕"/>
-          <w:b w:val="0"/>
-          <w:sz w:val="20"/>
-        </w:rPr>
-        <w:t>■ 발매년도 : 1992</w:t>
-        <w:br/>
-      </w:r>
-      <w:r>
-        <w:rPr w:rFonts="맑은 고딕">
-          <w:rFonts w:ascii="맑은 고딕" w:hAnsi="맑은 고딕" w:eastAsia="맑은 고딕"/>
-          <w:b w:val="0"/>
-          <w:sz w:val="20"/>
-        </w:rPr>
-        <w:t>■ 장르 : R&amp;B, 팝(Pop), 소울(Soul), 영화 음악(Soundtrack)</w:t>
-        <w:br/>
-      </w:r>
-      <w:r>
-        <w:rPr w:rFonts="맑은 고딕">
-          <w:rFonts w:ascii="맑은 고딕" w:hAnsi="맑은 고딕" w:eastAsia="맑은 고딕"/>
-          <w:b w:val="0"/>
-          <w:sz w:val="20"/>
-        </w:rPr>
-        <w:t>■ 주요 수록곡 : I Will Always Love You, I Have Nothing, Run to You, I'm Every Woman, Queen of the Night, Jesus Loves Me</w:t>
-        <w:br/>
+        <w:t>위치 :  724</w:t>
       </w:r>
     </w:p>
     <w:p>
       <w:pPr>
-        <w:spacing w:after="160"/>
+        <w:spacing w:line="324" w:lineRule="auto" w:before="80" w:after="160"/>
       </w:pPr>
       <w:r>
         <w:rPr w:rFonts="맑은 고딕">
           <w:rFonts w:ascii="맑은 고딕" w:hAnsi="맑은 고딕" w:eastAsia="맑은 고딕"/>
           <w:b/>
           <w:color w:val="1F2937"/>
-          <w:sz w:val="24"/>
+          <w:sz w:val="22"/>
         </w:rPr>
-        <w:t>■ 음반 해설 및 감상 가이드</w:t>
+        <w:t xml:space="preserve">[음반 소개] </w:t>
+      </w:r>
+      <w:r>
+        <w:rPr w:rFonts="맑은 고딕">
+          <w:rFonts w:ascii="맑은 고딕" w:hAnsi="맑은 고딕" w:eastAsia="맑은 고딕"/>
+          <w:b w:val="0"/>
+          <w:sz w:val="21"/>
+        </w:rPr>
       </w:r>
     </w:p>
     <w:p>
       <w:pPr>
-        <w:spacing w:line="312" w:lineRule="auto" w:after="120"/>
+        <w:spacing w:line="324" w:lineRule="auto" w:after="120"/>
       </w:pPr>
       <w:r>
         <w:rPr w:rFonts="맑은 고딕">
@@ -108,51 +61,639 @@
           <w:b w:val="0"/>
           <w:sz w:val="21"/>
         </w:rPr>
-        <w:t>1992년 개봉한 동명의 영화 사운드트랙인 《The Bodyguard》는 대중음악 역사상 가장 성공적인 영화 음악 앨범이자, 팝의 여왕 휘트니 휴스턴(Whitney Houston)의 예술적 절정을 상징하는 불멸의 명반입니다. 배우 케빈 코스트너와의 호흡으로 화제를 모은 이 작품은 발매 직후 전 세계 차트를 석권하며 역대 가장 많이 판매된 사운드트랙 앨범이라는 대기록을 세웠습니다. 휘트니 휴스턴이 수록곡의 절반 이상을 책임진 이 음반은 단순한 영화 배경음악의 한계를 넘어 1990년대 팝 음악계를 정의하는 거대한 이정표가 되었습니다.</w:t>
+        <w:t>1992년 스크린과 음악계를 동시에 뒤흔들며 세기의 신화를 쓴 영화 《보디가드(The Bodyguard)》의 오리지널 사운드트랙은, 대중음악사에서 가장 찬란하게 빛나는 보컬의 금자탑입니다. ‘The Voice’라 칭송받던 휘트니 휴스턴의 절정기 기량이 오롯이 담긴 이 앨범은, 단순한 영화 배경음악의 차원을 넘어 한 시대를 상징하는 서정적 울림으로 승화되었습니다. 숭고할 정도로 폭발적인 가창력과 섬세한 숨결이 빚어내는 드라마는 세월의 흐름 속에서도 바래지 않는 영원한 감동을 선사합니다. 음악이 영혼을 정화하고 위로할 수 있음을 증명한, 20세기 팝 음악의 정점에 서 있는 불멸의 명반입니다.</w:t>
       </w:r>
     </w:p>
     <w:p>
       <w:pPr>
-        <w:spacing w:line="312" w:lineRule="auto" w:after="120"/>
+        <w:spacing w:line="324" w:lineRule="auto" w:before="200" w:after="80"/>
       </w:pPr>
+      <w:r>
+        <w:rPr w:rFonts="맑은 고딕">
+          <w:rFonts w:ascii="맑은 고딕" w:hAnsi="맑은 고딕" w:eastAsia="맑은 고딕"/>
+          <w:b/>
+          <w:color w:val="1E3A8A"/>
+          <w:sz w:val="24"/>
+        </w:rPr>
+        <w:t>1. 음반 데이터</w:t>
+      </w:r>
+    </w:p>
+    <w:p>
+      <w:pPr>
+        <w:spacing w:line="324" w:lineRule="auto" w:after="80"/>
+      </w:pPr>
+      <w:r>
+        <w:rPr w:rFonts="맑은 고딕">
+          <w:rFonts w:ascii="맑은 고딕" w:hAnsi="맑은 고딕" w:eastAsia="맑은 고딕"/>
+          <w:b w:val="0"/>
+          <w:color w:val="6B7280"/>
+          <w:sz w:val="21"/>
+        </w:rPr>
+        <w:t xml:space="preserve">· </w:t>
+      </w:r>
+      <w:r>
+        <w:rPr w:rFonts="맑은 고딕">
+          <w:rFonts w:ascii="맑은 고딕" w:hAnsi="맑은 고딕" w:eastAsia="맑은 고딕"/>
+          <w:b/>
+          <w:color w:val="1F2937"/>
+          <w:sz w:val="21"/>
+        </w:rPr>
+        <w:t xml:space="preserve">앨범명: </w:t>
+      </w:r>
       <w:r>
         <w:rPr w:rFonts="맑은 고딕">
           <w:rFonts w:ascii="맑은 고딕" w:hAnsi="맑은 고딕" w:eastAsia="맑은 고딕"/>
           <w:b w:val="0"/>
           <w:sz w:val="21"/>
         </w:rPr>
-        <w:t>이 음반의 압도적인 핵심은 단연 휘트니 휴스턴의 신화적인 보컬 퍼포먼스입니다. 돌리 파튼의 원곡을 웅장한 R&amp;B 발라드로 재해석한 〈I Will Always Love You〉는 고요한 아카펠라 서두로 시작하여 폭발적인 진성과 화려한 기교로 이어지며 청자에게 경이로운 소름을 선사합니다. 또한 거장 데이비드 포스터(David Foster)의 치밀한 프로듀싱이 돋보이는 〈I Have Nothing〉과 〈Run to You〉는 휴스턴의 독보적인 성량과 섬세한 감정의 완급 조절이 극명하게 드러나는 명곡으로, 팝 발라드가 도달할 수 있는 최상의 미학을 보여줍니다.</w:t>
+        <w:t>The Bodygard</w:t>
       </w:r>
     </w:p>
     <w:p>
       <w:pPr>
-        <w:spacing w:line="312" w:lineRule="auto" w:after="120"/>
+        <w:spacing w:line="324" w:lineRule="auto" w:after="80"/>
       </w:pPr>
+      <w:r>
+        <w:rPr w:rFonts="맑은 고딕">
+          <w:rFonts w:ascii="맑은 고딕" w:hAnsi="맑은 고딕" w:eastAsia="맑은 고딕"/>
+          <w:b w:val="0"/>
+          <w:color w:val="6B7280"/>
+          <w:sz w:val="21"/>
+        </w:rPr>
+        <w:t xml:space="preserve">· </w:t>
+      </w:r>
+      <w:r>
+        <w:rPr w:rFonts="맑은 고딕">
+          <w:rFonts w:ascii="맑은 고딕" w:hAnsi="맑은 고딕" w:eastAsia="맑은 고딕"/>
+          <w:b/>
+          <w:color w:val="1F2937"/>
+          <w:sz w:val="21"/>
+        </w:rPr>
+        <w:t xml:space="preserve">아티스트: </w:t>
+      </w:r>
       <w:r>
         <w:rPr w:rFonts="맑은 고딕">
           <w:rFonts w:ascii="맑은 고딕" w:hAnsi="맑은 고딕" w:eastAsia="맑은 고딕"/>
           <w:b w:val="0"/>
           <w:sz w:val="21"/>
         </w:rPr>
-        <w:t>애절한 발라드 외에도 앨범은 다채로운 장르적 스펙트럼을 자랑합니다. 샤카 칸(Chaka Khan)의 클래식을 현대적이고 세련된 댄스 팝으로 재탄생시킨 〈I'm Every Woman〉과 강렬한 록 사운드가 결합된 〈Queen of the Night〉은 그녀의 화려하고 에너제틱한 면모를 감상할 수 있는 트랙입니다. 여기에 그녀의 음악적 뿌리인 고스펠 정신이 깊게 녹아든 〈Jesus Loves Me〉까지 더해져, 휘트니 휴스턴이라는 위대한 보컬리스트가 가진 다면적인 매력을 완벽하게 집약해 놓았습니다.</w:t>
+        <w:t>Whitney Houston (휘트니 휴스턴)</w:t>
       </w:r>
     </w:p>
     <w:p>
       <w:pPr>
-        <w:spacing w:line="312" w:lineRule="auto" w:after="120"/>
+        <w:spacing w:line="324" w:lineRule="auto" w:after="80"/>
       </w:pPr>
+      <w:r>
+        <w:rPr w:rFonts="맑은 고딕">
+          <w:rFonts w:ascii="맑은 고딕" w:hAnsi="맑은 고딕" w:eastAsia="맑은 고딕"/>
+          <w:b w:val="0"/>
+          <w:color w:val="6B7280"/>
+          <w:sz w:val="21"/>
+        </w:rPr>
+        <w:t xml:space="preserve">· </w:t>
+      </w:r>
+      <w:r>
+        <w:rPr w:rFonts="맑은 고딕">
+          <w:rFonts w:ascii="맑은 고딕" w:hAnsi="맑은 고딕" w:eastAsia="맑은 고딕"/>
+          <w:b/>
+          <w:color w:val="1F2937"/>
+          <w:sz w:val="21"/>
+        </w:rPr>
+        <w:t xml:space="preserve">발매 정보: </w:t>
+      </w:r>
       <w:r>
         <w:rPr w:rFonts="맑은 고딕">
           <w:rFonts w:ascii="맑은 고딕" w:hAnsi="맑은 고딕" w:eastAsia="맑은 고딕"/>
           <w:b w:val="0"/>
           <w:sz w:val="21"/>
         </w:rPr>
-        <w:t>그래미 어워드 '올해의 앨범상'을 수상하며 평단과 대중성을 모두 거머쥔 이 앨범은 LP의 풍성한 아날로그 사운드로 감상할 때 더욱 깊은 울림을 전합니다. 오케스트라의 웅장한 편곡과 휴스턴의 압도적인 음색이 LP 특유의 밀도 높은 질감과 어우러져, 90년대 팝 황금기의 뜨거운 감동과 향수를 가장 완벽한 형태로 재현해 냅니다.</w:t>
+        <w:t>1992년 11월 17일, 세계적인 음반 제작자 클라이브 데이비스(Clive Davis)의 진두지휘 아래 아리스타 레코즈(Arista Records)를 통해 발매된 역사적인 사운드트랙 음반입니다.</w:t>
+      </w:r>
+    </w:p>
+    <w:p>
+      <w:pPr>
+        <w:spacing w:line="324" w:lineRule="auto" w:after="80"/>
+      </w:pPr>
+      <w:r>
+        <w:rPr w:rFonts="맑은 고딕">
+          <w:rFonts w:ascii="맑은 고딕" w:hAnsi="맑은 고딕" w:eastAsia="맑은 고딕"/>
+          <w:b w:val="0"/>
+          <w:color w:val="6B7280"/>
+          <w:sz w:val="21"/>
+        </w:rPr>
+        <w:t xml:space="preserve">· </w:t>
+      </w:r>
+      <w:r>
+        <w:rPr w:rFonts="맑은 고딕">
+          <w:rFonts w:ascii="맑은 고딕" w:hAnsi="맑은 고딕" w:eastAsia="맑은 고딕"/>
+          <w:b/>
+          <w:color w:val="1F2937"/>
+          <w:sz w:val="21"/>
+        </w:rPr>
+        <w:t xml:space="preserve">LP 인기도(판매량): </w:t>
+      </w:r>
+      <w:r>
+        <w:rPr w:rFonts="맑은 고딕">
+          <w:rFonts w:ascii="맑은 고딕" w:hAnsi="맑은 고딕" w:eastAsia="맑은 고딕"/>
+          <w:b w:val="0"/>
+          <w:sz w:val="21"/>
+        </w:rPr>
+        <w:t>전 세계적으로 4,500만 장 이상의 경이적인 판매고를 기록하며 '역대 가장 많이 팔린 사운드트랙 앨범'으로 기네스북에 등재되었으며, 미국 빌보드 200 앨범 차트에서 20주 연속 1위라는 대기록을 수립하였습니다.</w:t>
+      </w:r>
+    </w:p>
+    <w:p>
+      <w:pPr>
+        <w:spacing w:line="324" w:lineRule="auto" w:after="80"/>
+      </w:pPr>
+      <w:r>
+        <w:rPr w:rFonts="맑은 고딕">
+          <w:rFonts w:ascii="맑은 고딕" w:hAnsi="맑은 고딕" w:eastAsia="맑은 고딕"/>
+          <w:b w:val="0"/>
+          <w:color w:val="6B7280"/>
+          <w:sz w:val="21"/>
+        </w:rPr>
+        <w:t xml:space="preserve">· </w:t>
+      </w:r>
+      <w:r>
+        <w:rPr w:rFonts="맑은 고딕">
+          <w:rFonts w:ascii="맑은 고딕" w:hAnsi="맑은 고딕" w:eastAsia="맑은 고딕"/>
+          <w:b/>
+          <w:color w:val="1F2937"/>
+          <w:sz w:val="21"/>
+        </w:rPr>
+        <w:t xml:space="preserve">각종 수상경력: </w:t>
+      </w:r>
+      <w:r>
+        <w:rPr w:rFonts="맑은 고딕">
+          <w:rFonts w:ascii="맑은 고딕" w:hAnsi="맑은 고딕" w:eastAsia="맑은 고딕"/>
+          <w:b w:val="0"/>
+          <w:sz w:val="21"/>
+        </w:rPr>
+        <w:t>1994년 제36회 그래미 어워드에서 최고 영예인 '올해의 앨범(Album of the Year)'과 '올해의 레코드(Record of the Year)', '최우수 여성 팝 보컬 퍼포먼스'를 석권하며 대중성과 예술성을 완벽히 공인받았습니다.</w:t>
+      </w:r>
+    </w:p>
+    <w:p>
+      <w:pPr>
+        <w:spacing w:line="324" w:lineRule="auto" w:before="200" w:after="80"/>
+      </w:pPr>
+      <w:r>
+        <w:rPr w:rFonts="맑은 고딕">
+          <w:rFonts w:ascii="맑은 고딕" w:hAnsi="맑은 고딕" w:eastAsia="맑은 고딕"/>
+          <w:b/>
+          <w:color w:val="1E3A8A"/>
+          <w:sz w:val="24"/>
+        </w:rPr>
+        <w:t>2. 아티스트 정보</w:t>
+      </w:r>
+    </w:p>
+    <w:p>
+      <w:pPr>
+        <w:spacing w:line="324" w:lineRule="auto" w:after="80"/>
+      </w:pPr>
+      <w:r>
+        <w:rPr w:rFonts="맑은 고딕">
+          <w:rFonts w:ascii="맑은 고딕" w:hAnsi="맑은 고딕" w:eastAsia="맑은 고딕"/>
+          <w:b w:val="0"/>
+          <w:color w:val="6B7280"/>
+          <w:sz w:val="21"/>
+        </w:rPr>
+        <w:t xml:space="preserve">· </w:t>
+      </w:r>
+      <w:r>
+        <w:rPr w:rFonts="맑은 고딕">
+          <w:rFonts w:ascii="맑은 고딕" w:hAnsi="맑은 고딕" w:eastAsia="맑은 고딕"/>
+          <w:b/>
+          <w:color w:val="1F2937"/>
+          <w:sz w:val="21"/>
+        </w:rPr>
+        <w:t xml:space="preserve">국적: </w:t>
+      </w:r>
+      <w:r>
+        <w:rPr w:rFonts="맑은 고딕">
+          <w:rFonts w:ascii="맑은 고딕" w:hAnsi="맑은 고딕" w:eastAsia="맑은 고딕"/>
+          <w:b w:val="0"/>
+          <w:sz w:val="21"/>
+        </w:rPr>
+        <w:t>미국</w:t>
+      </w:r>
+    </w:p>
+    <w:p>
+      <w:pPr>
+        <w:spacing w:line="324" w:lineRule="auto" w:after="80"/>
+      </w:pPr>
+      <w:r>
+        <w:rPr w:rFonts="맑은 고딕">
+          <w:rFonts w:ascii="맑은 고딕" w:hAnsi="맑은 고딕" w:eastAsia="맑은 고딕"/>
+          <w:b w:val="0"/>
+          <w:color w:val="6B7280"/>
+          <w:sz w:val="21"/>
+        </w:rPr>
+        <w:t xml:space="preserve">· </w:t>
+      </w:r>
+      <w:r>
+        <w:rPr w:rFonts="맑은 고딕">
+          <w:rFonts w:ascii="맑은 고딕" w:hAnsi="맑은 고딕" w:eastAsia="맑은 고딕"/>
+          <w:b/>
+          <w:color w:val="1F2937"/>
+          <w:sz w:val="21"/>
+        </w:rPr>
+        <w:t xml:space="preserve">생몰년도: </w:t>
+      </w:r>
+      <w:r>
+        <w:rPr w:rFonts="맑은 고딕">
+          <w:rFonts w:ascii="맑은 고딕" w:hAnsi="맑은 고딕" w:eastAsia="맑은 고딕"/>
+          <w:b w:val="0"/>
+          <w:sz w:val="21"/>
+        </w:rPr>
+        <w:t>1963년 8월 9일 ~ 2012년 2월 11일</w:t>
+      </w:r>
+    </w:p>
+    <w:p>
+      <w:pPr>
+        <w:spacing w:line="324" w:lineRule="auto" w:after="80"/>
+      </w:pPr>
+      <w:r>
+        <w:rPr w:rFonts="맑은 고딕">
+          <w:rFonts w:ascii="맑은 고딕" w:hAnsi="맑은 고딕" w:eastAsia="맑은 고딕"/>
+          <w:b w:val="0"/>
+          <w:color w:val="6B7280"/>
+          <w:sz w:val="21"/>
+        </w:rPr>
+        <w:t xml:space="preserve">· </w:t>
+      </w:r>
+      <w:r>
+        <w:rPr w:rFonts="맑은 고딕">
+          <w:rFonts w:ascii="맑은 고딕" w:hAnsi="맑은 고딕" w:eastAsia="맑은 고딕"/>
+          <w:b/>
+          <w:color w:val="1F2937"/>
+          <w:sz w:val="21"/>
+        </w:rPr>
+        <w:t xml:space="preserve">그룹 소속: </w:t>
+      </w:r>
+      <w:r>
+        <w:rPr w:rFonts="맑은 고딕">
+          <w:rFonts w:ascii="맑은 고딕" w:hAnsi="맑은 고딕" w:eastAsia="맑은 고딕"/>
+          <w:b w:val="0"/>
+          <w:sz w:val="21"/>
+        </w:rPr>
+        <w:t>솔로</w:t>
+      </w:r>
+    </w:p>
+    <w:p>
+      <w:pPr>
+        <w:spacing w:line="324" w:lineRule="auto" w:after="80"/>
+      </w:pPr>
+      <w:r>
+        <w:rPr w:rFonts="맑은 고딕">
+          <w:rFonts w:ascii="맑은 고딕" w:hAnsi="맑은 고딕" w:eastAsia="맑은 고딕"/>
+          <w:b w:val="0"/>
+          <w:color w:val="6B7280"/>
+          <w:sz w:val="21"/>
+        </w:rPr>
+        <w:t xml:space="preserve">· </w:t>
+      </w:r>
+      <w:r>
+        <w:rPr w:rFonts="맑은 고딕">
+          <w:rFonts w:ascii="맑은 고딕" w:hAnsi="맑은 고딕" w:eastAsia="맑은 고딕"/>
+          <w:b/>
+          <w:color w:val="1F2937"/>
+          <w:sz w:val="21"/>
+        </w:rPr>
+        <w:t xml:space="preserve">아티스트 소개: </w:t>
+      </w:r>
+      <w:r>
+        <w:rPr w:rFonts="맑은 고딕">
+          <w:rFonts w:ascii="맑은 고딕" w:hAnsi="맑은 고딕" w:eastAsia="맑은 고딕"/>
+          <w:b w:val="0"/>
+          <w:sz w:val="21"/>
+        </w:rPr>
+        <w:t>깊은 가스펠의 뿌리 위에 완벽한 테크닉과 흉내 낼 수 없는 드라마틱한 성량을 결합하여 20세기 후반 팝 보컬의 새로운 표준을 제시한 전설적인 디바입니다. 화려하면서도 애절한 그녀의 음색은 인종과 장르의 경계를 허물며 전 세계 수억 명의 리스너들을 전율케 했습니다.</w:t>
+      </w:r>
+    </w:p>
+    <w:p>
+      <w:pPr>
+        <w:spacing w:line="324" w:lineRule="auto" w:before="200" w:after="80"/>
+      </w:pPr>
+      <w:r>
+        <w:rPr w:rFonts="맑은 고딕">
+          <w:rFonts w:ascii="맑은 고딕" w:hAnsi="맑은 고딕" w:eastAsia="맑은 고딕"/>
+          <w:b/>
+          <w:color w:val="1E3A8A"/>
+          <w:sz w:val="24"/>
+        </w:rPr>
+        <w:t>3. 음반 상세 분석</w:t>
+      </w:r>
+    </w:p>
+    <w:p>
+      <w:pPr>
+        <w:spacing w:line="324" w:lineRule="auto" w:after="80"/>
+      </w:pPr>
+      <w:r>
+        <w:rPr w:rFonts="맑은 고딕">
+          <w:rFonts w:ascii="맑은 고딕" w:hAnsi="맑은 고딕" w:eastAsia="맑은 고딕"/>
+          <w:b w:val="0"/>
+          <w:color w:val="6B7280"/>
+          <w:sz w:val="21"/>
+        </w:rPr>
+        <w:t xml:space="preserve">· </w:t>
+      </w:r>
+      <w:r>
+        <w:rPr w:rFonts="맑은 고딕">
+          <w:rFonts w:ascii="맑은 고딕" w:hAnsi="맑은 고딕" w:eastAsia="맑은 고딕"/>
+          <w:b/>
+          <w:color w:val="1F2937"/>
+          <w:sz w:val="21"/>
+        </w:rPr>
+        <w:t xml:space="preserve">역사적 위치: </w:t>
+      </w:r>
+      <w:r>
+        <w:rPr w:rFonts="맑은 고딕">
+          <w:rFonts w:ascii="맑은 고딕" w:hAnsi="맑은 고딕" w:eastAsia="맑은 고딕"/>
+          <w:b w:val="0"/>
+          <w:sz w:val="21"/>
+        </w:rPr>
+        <w:t>팝 발라드와 R&amp;B, 소울 음악의 황금기를 대표하는 상징적인 작품으로, 영화의 서사와 음악이 완벽한 합일을 이룬 사운드트랙의 교과서적 위치를 점하고 있습니다. 전면부를 장식하는 휘트니 휴스턴의 독보적인 가창곡들은 현대 보컬리스트들이 도달하고자 하는 궁극의 예술적 기준점이 되었습니다.</w:t>
+      </w:r>
+    </w:p>
+    <w:p>
+      <w:pPr>
+        <w:spacing w:line="324" w:lineRule="auto" w:after="80"/>
+      </w:pPr>
+      <w:r>
+        <w:rPr w:rFonts="맑은 고딕">
+          <w:rFonts w:ascii="맑은 고딕" w:hAnsi="맑은 고딕" w:eastAsia="맑은 고딕"/>
+          <w:b w:val="0"/>
+          <w:color w:val="6B7280"/>
+          <w:sz w:val="21"/>
+        </w:rPr>
+        <w:t xml:space="preserve">· </w:t>
+      </w:r>
+      <w:r>
+        <w:rPr w:rFonts="맑은 고딕">
+          <w:rFonts w:ascii="맑은 고딕" w:hAnsi="맑은 고딕" w:eastAsia="맑은 고딕"/>
+          <w:b/>
+          <w:color w:val="1F2937"/>
+          <w:sz w:val="21"/>
+        </w:rPr>
+        <w:t xml:space="preserve">시대의 흔적(스토리텔링): </w:t>
+      </w:r>
+      <w:r>
+        <w:rPr w:rFonts="맑은 고딕">
+          <w:rFonts w:ascii="맑은 고딕" w:hAnsi="맑은 고딕" w:eastAsia="맑은 고딕"/>
+          <w:b w:val="0"/>
+          <w:sz w:val="21"/>
+        </w:rPr>
+        <w:t>1990년대 초반, 전 세계 극장가를 눈물과 환희로 물들였던 로맨티시즘의 정취가 고스란히 배어 있습니다. 차가운 디지털 시대로 넘어가기 직전, 순수한 사랑과 헌신을 노래하던 당시 청춘들의 낭만적인 공기와 따스한 온도가 바이닐의 소리골마다 짙은 향수로 아로새겨져 있습니다.</w:t>
+      </w:r>
+    </w:p>
+    <w:p>
+      <w:pPr>
+        <w:spacing w:line="324" w:lineRule="auto" w:before="200" w:after="80"/>
+      </w:pPr>
+      <w:r>
+        <w:rPr w:rFonts="맑은 고딕">
+          <w:rFonts w:ascii="맑은 고딕" w:hAnsi="맑은 고딕" w:eastAsia="맑은 고딕"/>
+          <w:b/>
+          <w:color w:val="1E3A8A"/>
+          <w:sz w:val="24"/>
+        </w:rPr>
+        <w:t>4. 주요 수록곡 및 감상 제언</w:t>
+      </w:r>
+    </w:p>
+    <w:p>
+      <w:pPr>
+        <w:spacing w:line="324" w:lineRule="auto" w:after="80"/>
+      </w:pPr>
+      <w:r>
+        <w:rPr w:rFonts="맑은 고딕">
+          <w:rFonts w:ascii="맑은 고딕" w:hAnsi="맑은 고딕" w:eastAsia="맑은 고딕"/>
+          <w:b w:val="0"/>
+          <w:color w:val="6B7280"/>
+          <w:sz w:val="21"/>
+        </w:rPr>
+        <w:t xml:space="preserve">· </w:t>
+      </w:r>
+      <w:r>
+        <w:rPr w:rFonts="맑은 고딕">
+          <w:rFonts w:ascii="맑은 고딕" w:hAnsi="맑은 고딕" w:eastAsia="맑은 고딕"/>
+          <w:b/>
+          <w:color w:val="1F2937"/>
+          <w:sz w:val="21"/>
+        </w:rPr>
+        <w:t xml:space="preserve">주요 수록곡 특징: </w:t>
+      </w:r>
+      <w:r>
+        <w:rPr w:rFonts="맑은 고딕">
+          <w:rFonts w:ascii="맑은 고딕" w:hAnsi="맑은 고딕" w:eastAsia="맑은 고딕"/>
+          <w:b w:val="0"/>
+          <w:sz w:val="21"/>
+        </w:rPr>
+      </w:r>
+    </w:p>
+    <w:p>
+      <w:pPr>
+        <w:spacing w:line="324" w:lineRule="auto" w:after="80"/>
+      </w:pPr>
+      <w:r>
+        <w:rPr w:rFonts="맑은 고딕">
+          <w:rFonts w:ascii="맑은 고딕" w:hAnsi="맑은 고딕" w:eastAsia="맑은 고딕"/>
+          <w:b w:val="0"/>
+          <w:color w:val="6B7280"/>
+          <w:sz w:val="21"/>
+        </w:rPr>
+        <w:t xml:space="preserve">· </w:t>
+      </w:r>
+      <w:r>
+        <w:rPr w:rFonts="맑은 고딕">
+          <w:rFonts w:ascii="맑은 고딕" w:hAnsi="맑은 고딕" w:eastAsia="맑은 고딕"/>
+          <w:b/>
+          <w:color w:val="1F2937"/>
+          <w:sz w:val="21"/>
+        </w:rPr>
+        <w:t xml:space="preserve">"I Will Always Love You": </w:t>
+      </w:r>
+      <w:r>
+        <w:rPr w:rFonts="맑은 고딕">
+          <w:rFonts w:ascii="맑은 고딕" w:hAnsi="맑은 고딕" w:eastAsia="맑은 고딕"/>
+          <w:b w:val="0"/>
+          <w:sz w:val="21"/>
+        </w:rPr>
+        <w:t>돌리 파튼(Dolly Parton)의 원곡을 재해석한 곡으로, 전율을 일으키는 무반주 도입부의 적막을 뚫고 솟구쳐 오르는 폭발적인 고음과 서정성이 압권인 금세기 최고의 러브 테마입니다.</w:t>
+      </w:r>
+    </w:p>
+    <w:p>
+      <w:pPr>
+        <w:spacing w:line="324" w:lineRule="auto" w:after="80"/>
+      </w:pPr>
+      <w:r>
+        <w:rPr w:rFonts="맑은 고딕">
+          <w:rFonts w:ascii="맑은 고딕" w:hAnsi="맑은 고딕" w:eastAsia="맑은 고딕"/>
+          <w:b w:val="0"/>
+          <w:color w:val="6B7280"/>
+          <w:sz w:val="21"/>
+        </w:rPr>
+        <w:t xml:space="preserve">· </w:t>
+      </w:r>
+      <w:r>
+        <w:rPr w:rFonts="맑은 고딕">
+          <w:rFonts w:ascii="맑은 고딕" w:hAnsi="맑은 고딕" w:eastAsia="맑은 고딕"/>
+          <w:b/>
+          <w:color w:val="1F2937"/>
+          <w:sz w:val="21"/>
+        </w:rPr>
+        <w:t xml:space="preserve">"I Have Nothing": </w:t>
+      </w:r>
+      <w:r>
+        <w:rPr w:rFonts="맑은 고딕">
+          <w:rFonts w:ascii="맑은 고딕" w:hAnsi="맑은 고딕" w:eastAsia="맑은 고딕"/>
+          <w:b w:val="0"/>
+          <w:sz w:val="21"/>
+        </w:rPr>
+        <w:t>데이비드 포스터(David Foster) 특유의 유려하고 웅장한 오케스트레이션 위로, 사랑을 갈구하는 여인의 절절한 심경을 완벽한 가창력으로 쏟아내는 명발라드입니다.</w:t>
+      </w:r>
+    </w:p>
+    <w:p>
+      <w:pPr>
+        <w:spacing w:line="324" w:lineRule="auto" w:after="80"/>
+      </w:pPr>
+      <w:r>
+        <w:rPr w:rFonts="맑은 고딕">
+          <w:rFonts w:ascii="맑은 고딕" w:hAnsi="맑은 고딕" w:eastAsia="맑은 고딕"/>
+          <w:b w:val="0"/>
+          <w:color w:val="6B7280"/>
+          <w:sz w:val="21"/>
+        </w:rPr>
+        <w:t xml:space="preserve">· </w:t>
+      </w:r>
+      <w:r>
+        <w:rPr w:rFonts="맑은 고딕">
+          <w:rFonts w:ascii="맑은 고딕" w:hAnsi="맑은 고딕" w:eastAsia="맑은 고딕"/>
+          <w:b/>
+          <w:color w:val="1F2937"/>
+          <w:sz w:val="21"/>
+        </w:rPr>
+        <w:t xml:space="preserve">"Run to You": </w:t>
+      </w:r>
+      <w:r>
+        <w:rPr w:rFonts="맑은 고딕">
+          <w:rFonts w:ascii="맑은 고딕" w:hAnsi="맑은 고딕" w:eastAsia="맑은 고딕"/>
+          <w:b w:val="0"/>
+          <w:sz w:val="21"/>
+        </w:rPr>
+        <w:t>깊은 고독과 슬픔의 결을 어루만지는 절제미와 섬세한 감정선이 돋보이는 숨은 보석 같은 트랙입니다.</w:t>
+      </w:r>
+    </w:p>
+    <w:p>
+      <w:pPr>
+        <w:spacing w:line="324" w:lineRule="auto" w:after="80"/>
+      </w:pPr>
+      <w:r>
+        <w:rPr w:rFonts="맑은 고딕">
+          <w:rFonts w:ascii="맑은 고딕" w:hAnsi="맑은 고딕" w:eastAsia="맑은 고딕"/>
+          <w:b w:val="0"/>
+          <w:color w:val="6B7280"/>
+          <w:sz w:val="21"/>
+        </w:rPr>
+        <w:t xml:space="preserve">· </w:t>
+      </w:r>
+      <w:r>
+        <w:rPr w:rFonts="맑은 고딕">
+          <w:rFonts w:ascii="맑은 고딕" w:hAnsi="맑은 고딕" w:eastAsia="맑은 고딕"/>
+          <w:b/>
+          <w:color w:val="1F2937"/>
+          <w:sz w:val="21"/>
+        </w:rPr>
+        <w:t xml:space="preserve">"I'm Every Woman": </w:t>
+      </w:r>
+      <w:r>
+        <w:rPr w:rFonts="맑은 고딕">
+          <w:rFonts w:ascii="맑은 고딕" w:hAnsi="맑은 고딕" w:eastAsia="맑은 고딕"/>
+          <w:b w:val="0"/>
+          <w:sz w:val="21"/>
+        </w:rPr>
+        <w:t>샤카 칸(Chaka Khan)의 명곡을 현대적인 댄스 비트와 당당하고 활기찬 보컬로 재탄생시켜 생동감 넘치는 에너지를 전합니다.</w:t>
+      </w:r>
+    </w:p>
+    <w:p>
+      <w:pPr>
+        <w:spacing w:line="324" w:lineRule="auto" w:after="80"/>
+      </w:pPr>
+      <w:r>
+        <w:rPr w:rFonts="맑은 고딕">
+          <w:rFonts w:ascii="맑은 고딕" w:hAnsi="맑은 고딕" w:eastAsia="맑은 고딕"/>
+          <w:b w:val="0"/>
+          <w:color w:val="6B7280"/>
+          <w:sz w:val="21"/>
+        </w:rPr>
+        <w:t xml:space="preserve">· </w:t>
+      </w:r>
+      <w:r>
+        <w:rPr w:rFonts="맑은 고딕">
+          <w:rFonts w:ascii="맑은 고딕" w:hAnsi="맑은 고딕" w:eastAsia="맑은 고딕"/>
+          <w:b/>
+          <w:color w:val="1F2937"/>
+          <w:sz w:val="21"/>
+        </w:rPr>
+        <w:t xml:space="preserve">빈티지 감상 제언: </w:t>
+      </w:r>
+      <w:r>
+        <w:rPr w:rFonts="맑은 고딕">
+          <w:rFonts w:ascii="맑은 고딕" w:hAnsi="맑은 고딕" w:eastAsia="맑은 고딕"/>
+          <w:b w:val="0"/>
+          <w:sz w:val="21"/>
+        </w:rPr>
+        <w:t>턴테이블의 바늘이 LP 표면을 미끄러지듯 스쳐 지나갈 때 흐르는 미세한 표면 잡음 뒤로, "If I should stay..."로 시작되는 아카펠라의 숨소리가 진공관 앰프의 온기를 타고 방 안을 가득 채우는 순간은 오직 아날로그 환경에서만 경험할 수 있는 경이로운 감동입니다. 배음이 풍성한 사운드 시스템을 통해 울려 퍼지는 브라스와 스트링의 두터운 질감은 휴스턴의 호소력 짙은 음성을 더욱 입체적이고 숭고하게 체감하게 합니다.</w:t>
+      </w:r>
+    </w:p>
+    <w:p>
+      <w:pPr>
+        <w:spacing w:line="324" w:lineRule="auto" w:after="80"/>
+      </w:pPr>
+      <w:r>
+        <w:rPr w:rFonts="맑은 고딕">
+          <w:rFonts w:ascii="맑은 고딕" w:hAnsi="맑은 고딕" w:eastAsia="맑은 고딕"/>
+          <w:b w:val="0"/>
+          <w:color w:val="6B7280"/>
+          <w:sz w:val="21"/>
+        </w:rPr>
+        <w:t xml:space="preserve">· </w:t>
+      </w:r>
+      <w:r>
+        <w:rPr w:rFonts="맑은 고딕">
+          <w:rFonts w:ascii="맑은 고딕" w:hAnsi="맑은 고딕" w:eastAsia="맑은 고딕"/>
+          <w:b/>
+          <w:color w:val="1F2937"/>
+          <w:sz w:val="21"/>
+        </w:rPr>
+        <w:t xml:space="preserve">소장 가치: </w:t>
+      </w:r>
+      <w:r>
+        <w:rPr w:rFonts="맑은 고딕">
+          <w:rFonts w:ascii="맑은 고딕" w:hAnsi="맑은 고딕" w:eastAsia="맑은 고딕"/>
+          <w:b w:val="0"/>
+          <w:sz w:val="21"/>
+        </w:rPr>
+        <w:t>대중음악 역사상 가장 찬란했던 목소리의 황금기를 아날로그 바이닐의 질감으로 소유한다는 것은, 음악 애호가이자 컬렉터에게 있어 단순한 수집 이상의 낭만적 특권이자 예술적 축복입니다.</w:t>
+      </w:r>
+    </w:p>
+    <w:p>
+      <w:pPr>
+        <w:spacing w:line="324" w:lineRule="auto" w:after="120" w:before="160"/>
+      </w:pPr>
+      <w:r>
+        <w:rPr w:rFonts="맑은 고딕">
+          <w:rFonts w:ascii="맑은 고딕" w:hAnsi="맑은 고딕" w:eastAsia="맑은 고딕"/>
+          <w:b/>
+          <w:color w:val="4338CA"/>
+          <w:sz w:val="21"/>
+        </w:rPr>
+        <w:t>이 음반을 통해 세월이 흘러도 결코 바래지 않는 불멸의 목소리가 전해주는 감동을 다시 한번 경험해 보시는 것은 어떨까요?</w:t>
       </w:r>
     </w:p>
     <w:sectPr>
       <w:pgSz w:w="12240" w:h="15840"/>
-      <w:pgMar w:top="1440" w:right="1440" w:bottom="1440" w:left="1440" w:header="720" w:footer="720" w:gutter="0"/>
+      <w:pgMar w:top="1152" w:right="1296" w:bottom="1152" w:left="1296" w:header="720" w:footer="720" w:gutter="0"/>
       <w:cols w:space="720"/>
       <w:docGrid w:linePitch="360"/>
     </w:sectPr>

--- a/word_reports/LP_0377_위치_724_Whitney Houston_The Bodyg.docx
+++ b/word_reports/LP_0377_위치_724_Whitney Houston_The Bodyg.docx
@@ -32,7 +32,7 @@
     </w:p>
     <w:p>
       <w:pPr>
-        <w:spacing w:line="324" w:lineRule="auto" w:before="80" w:after="160"/>
+        <w:spacing w:line="324" w:lineRule="auto" w:before="80" w:after="120"/>
       </w:pPr>
       <w:r>
         <w:rPr w:rFonts="맑은 고딕">
@@ -42,13 +42,6 @@
           <w:sz w:val="22"/>
         </w:rPr>
         <w:t xml:space="preserve">[음반 소개] </w:t>
-      </w:r>
-      <w:r>
-        <w:rPr w:rFonts="맑은 고딕">
-          <w:rFonts w:ascii="맑은 고딕" w:hAnsi="맑은 고딕" w:eastAsia="맑은 고딕"/>
-          <w:b w:val="0"/>
-          <w:sz w:val="21"/>
-        </w:rPr>
       </w:r>
     </w:p>
     <w:p>
@@ -61,7 +54,33 @@
           <w:b w:val="0"/>
           <w:sz w:val="21"/>
         </w:rPr>
-        <w:t>1992년 스크린과 음악계를 동시에 뒤흔들며 세기의 신화를 쓴 영화 《보디가드(The Bodyguard)》의 오리지널 사운드트랙은, 대중음악사에서 가장 찬란하게 빛나는 보컬의 금자탑입니다. ‘The Voice’라 칭송받던 휘트니 휴스턴의 절정기 기량이 오롯이 담긴 이 앨범은, 단순한 영화 배경음악의 차원을 넘어 한 시대를 상징하는 서정적 울림으로 승화되었습니다. 숭고할 정도로 폭발적인 가창력과 섬세한 숨결이 빚어내는 드라마는 세월의 흐름 속에서도 바래지 않는 영원한 감동을 선사합니다. 음악이 영혼을 정화하고 위로할 수 있음을 증명한, 20세기 팝 음악의 정점에 서 있는 불멸의 명반입니다.</w:t>
+        <w:t>1992년 겨울, 전 세계 은막과 대중음악계를 동시에 뒤흔들며 발매된 영화 &lt;보디가드(The Bodyguard)&gt;의 사운드트랙은 단순한 영화 부속 음반의 범주를 아득히 넘어선 20세기 팝 음악사의 기념비적 마스터피스입니다. 가스펠의 깊은 영성과 정통 R&amp;B의 소울, 그리고 유려한 팝 멜로디 감각을 천부적으로 타고난 휘트니 휴스턴은 이 앨범을 통해 배우로서의 매혹적인 카리스마는 물론, 대중음악사에서 가장 독보적인 가창력을 지닌 불멸의 디바로서 자신의 절대적인 전성기를 만천하에 선포하였습니다. 그녀의 목소리는 절정에 달한 기교와 폭발적인 성량, 그리고 한 인간의 영혼 깊은 곳을 울리는 섬세한 서정미가 완벽한 조화를 이루며 음악이 전할 수 있는 숭고한 카타르시스를 직조해 냅니다.</w:t>
+      </w:r>
+    </w:p>
+    <w:p>
+      <w:pPr>
+        <w:spacing w:line="324" w:lineRule="auto" w:after="120"/>
+      </w:pPr>
+      <w:r>
+        <w:rPr w:rFonts="맑은 고딕">
+          <w:rFonts w:ascii="맑은 고딕" w:hAnsi="맑은 고딕" w:eastAsia="맑은 고딕"/>
+          <w:b w:val="0"/>
+          <w:sz w:val="21"/>
+        </w:rPr>
+        <w:t>앨범의 백미는 돌리 파튼의 소박한 컨트리 원곡을 장엄한 소울 발라드로 재탄생시킨 "I Will Always Love You"에 응축되어 있습니다. 악기의 반주 하나 없이 오직 숨결과 정적만으로 시작되는 도입부의 아카펠라는 듣는 이의 숨을 멎게 하며, 점층적으로 고조되어 마침내 터져 나오는 폭발적인 클라이맥스는 사랑과 헌신, 이별의 비장미를 웅장한 대서사시의 반열에 올려놓습니다. 데이비드 포스터와 클라이브 데이비스를 비롯한 당대 최고의 프로듀서진이 빚어낸 완벽하고도 세련된 편곡은 휘트니의 광활한 음역대를 가장 눈부시게 받쳐주며, 대중음악이 상업적 성공과 예술적 깊이를 동시에 획득할 수 있음을 웅변합니다.</w:t>
+      </w:r>
+    </w:p>
+    <w:p>
+      <w:pPr>
+        <w:spacing w:line="324" w:lineRule="auto" w:after="120"/>
+      </w:pPr>
+      <w:r>
+        <w:rPr w:rFonts="맑은 고딕">
+          <w:rFonts w:ascii="맑은 고딕" w:hAnsi="맑은 고딕" w:eastAsia="맑은 고딕"/>
+          <w:b w:val="0"/>
+          <w:sz w:val="21"/>
+        </w:rPr>
+        <w:t>반세기에 가까운 세월이 흐른 지금까지도 이 음반이 남긴 서정적 울림이 결코 퇴색하지 않는 까닭은, 그 음악 속에 담긴 진정성이 시대를 초월해 인간 본연의 고독과 순수한 사랑의 감정을 어루만지기 때문입니다. 턴테이블의 바늘 끝이 회전하는 바이닐의 소릿골을 타고 흐를 때, 스피커를 통해 번져 나오는 그녀의 찬란한 숨결은 90년대의 아련한 낭만을 복원하는 동시에 영원히 마르지 않을 감동의 샘으로 우리 영혼을 따스하게 적셔줍니다.</w:t>
       </w:r>
     </w:p>
     <w:p>
@@ -168,7 +187,7 @@
           <w:b w:val="0"/>
           <w:sz w:val="21"/>
         </w:rPr>
-        <w:t>1992년 11월 17일, 세계적인 음반 제작자 클라이브 데이비스(Clive Davis)의 진두지휘 아래 아리스타 레코즈(Arista Records)를 통해 발매된 역사적인 사운드트랙 음반입니다.</w:t>
+        <w:t>1992년 11월 17일 아리스타 레코드(Arista Records)를 통해 발매된 동명 영화의 오리지널 사운드트랙(OST) 음반으로, 영화의 서사와 휘트니 휴스턴의 절정기 보컬 예술이 결합된 팝 역사상 가장 위대한 사운드트랙 앨범입니다.</w:t>
       </w:r>
     </w:p>
     <w:p>
@@ -199,7 +218,7 @@
           <w:b w:val="0"/>
           <w:sz w:val="21"/>
         </w:rPr>
-        <w:t>전 세계적으로 4,500만 장 이상의 경이적인 판매고를 기록하며 '역대 가장 많이 팔린 사운드트랙 앨범'으로 기네스북에 등재되었으며, 미국 빌보드 200 앨범 차트에서 20주 연속 1위라는 대기록을 수립하였습니다.</w:t>
+        <w:t>전 세계적으로 4,500만 장 이상의 경이적인 판매고를 기록하며 '역사상 가장 많이 팔린 사운드트랙 앨범'이자 '여성 아티스트 역대 최다 판매 앨범'으로 공인되었습니다. 빌보드 200 앨범 차트에서 20주간 비연속 1위를 차지했고, 리드 싱글 "I Will Always Love You"는 빌보드 핫 100 차트에서 무려 14주 연속 1위라는 대기록을 수립했습니다.</w:t>
       </w:r>
     </w:p>
     <w:p>
@@ -230,7 +249,7 @@
           <w:b w:val="0"/>
           <w:sz w:val="21"/>
         </w:rPr>
-        <w:t>1994년 제36회 그래미 어워드에서 최고 영예인 '올해의 앨범(Album of the Year)'과 '올해의 레코드(Record of the Year)', '최우수 여성 팝 보컬 퍼포먼스'를 석권하며 대중성과 예술성을 완벽히 공인받았습니다.</w:t>
+        <w:t>1994년 제36회 그래미 어워드에서 최고 영예인 '올해의 앨범상(Album of the Year)'과 '올해의 레코드상(Record of the Year)', '최우수 여성 팝 보컬 퍼포먼스'를 석권하며 3관왕에 올랐으며, 아메리칸 뮤직 어워드(AMA) 8개 부문을 휩쓰는 등 대중성과 음악성을 완벽히 공인받았습니다.</w:t>
       </w:r>
     </w:p>
     <w:p>
@@ -275,7 +294,7 @@
           <w:b w:val="0"/>
           <w:sz w:val="21"/>
         </w:rPr>
-        <w:t>미국</w:t>
+        <w:t>미국 (USA)</w:t>
       </w:r>
     </w:p>
     <w:p>
@@ -337,7 +356,7 @@
           <w:b w:val="0"/>
           <w:sz w:val="21"/>
         </w:rPr>
-        <w:t>솔로</w:t>
+        <w:t>솔로 (Solo)</w:t>
       </w:r>
     </w:p>
     <w:p>
@@ -368,7 +387,7 @@
           <w:b w:val="0"/>
           <w:sz w:val="21"/>
         </w:rPr>
-        <w:t>깊은 가스펠의 뿌리 위에 완벽한 테크닉과 흉내 낼 수 없는 드라마틱한 성량을 결합하여 20세기 후반 팝 보컬의 새로운 표준을 제시한 전설적인 디바입니다. 화려하면서도 애절한 그녀의 음색은 인종과 장르의 경계를 허물며 전 세계 수억 명의 리스너들을 전율케 했습니다.</w:t>
+        <w:t>'더 보이스(The Voice)'라는 경외 어린 칭호로 불리며 20세기 후반 팝 음악계를 호령한 전설적인 보컬리스트입니다. 가스펠 전통의 폭발적인 감정선과 완벽한 음정, 압도적인 성량과 풍부한 표현력을 바탕으로 현대 팝·R&amp;B 발라드의 보컬 양식을 완성하고 수많은 후대 뮤지션들에게 지대한 영향을 끼쳤습니다.</w:t>
       </w:r>
     </w:p>
     <w:p>
@@ -413,7 +432,7 @@
           <w:b w:val="0"/>
           <w:sz w:val="21"/>
         </w:rPr>
-        <w:t>팝 발라드와 R&amp;B, 소울 음악의 황금기를 대표하는 상징적인 작품으로, 영화의 서사와 음악이 완벽한 합일을 이룬 사운드트랙의 교과서적 위치를 점하고 있습니다. 전면부를 장식하는 휘트니 휴스턴의 독보적인 가창곡들은 현대 보컬리스트들이 도달하고자 하는 궁극의 예술적 기준점이 되었습니다.</w:t>
+        <w:t>영화 부속물로 여겨지던 사운드트랙의 위상을 단숨에 팝 메인스트림의 정점으로 끌어올린 분수령과 같은 작품입니다. 90년대 성인 가요(Adult Contemporary) 및 어반 팝의 황금기를 상징하며, 한 명의 보컬리스트가 자신의 역량만으로 전 세계 음악 시장의 판도를 어떻게 재편할 수 있는지를 명징하게 증명한 기념비적 명반입니다.</w:t>
       </w:r>
     </w:p>
     <w:p>
@@ -444,7 +463,7 @@
           <w:b w:val="0"/>
           <w:sz w:val="21"/>
         </w:rPr>
-        <w:t>1990년대 초반, 전 세계 극장가를 눈물과 환희로 물들였던 로맨티시즘의 정취가 고스란히 배어 있습니다. 차가운 디지털 시대로 넘어가기 직전, 순수한 사랑과 헌신을 노래하던 당시 청춘들의 낭만적인 공기와 따스한 온도가 바이닐의 소리골마다 짙은 향수로 아로새겨져 있습니다.</w:t>
+        <w:t>냉전의 종식과 함께 새로운 세기를 향해 나아가던 1990년대 초반, 전 세계 극장가를 눈물로 적셨던 보디가드와 톱스타의 애절한 사랑 이야기는 당대 대중의 감수성을 완벽히 관통했습니다. 라디오와 거리마다 끊임없이 울려 퍼지던 그녀의 절절한 목소리는 그 시절을 살아낸 수많은 이들의 청춘과 사랑, 그리고 낭만적 노스탤지어를 고스란히 간직한 시대의 자화상입니다.</w:t>
       </w:r>
     </w:p>
     <w:p>
@@ -489,130 +508,7 @@
           <w:b w:val="0"/>
           <w:sz w:val="21"/>
         </w:rPr>
-      </w:r>
-    </w:p>
-    <w:p>
-      <w:pPr>
-        <w:spacing w:line="324" w:lineRule="auto" w:after="80"/>
-      </w:pPr>
-      <w:r>
-        <w:rPr w:rFonts="맑은 고딕">
-          <w:rFonts w:ascii="맑은 고딕" w:hAnsi="맑은 고딕" w:eastAsia="맑은 고딕"/>
-          <w:b w:val="0"/>
-          <w:color w:val="6B7280"/>
-          <w:sz w:val="21"/>
-        </w:rPr>
-        <w:t xml:space="preserve">· </w:t>
-      </w:r>
-      <w:r>
-        <w:rPr w:rFonts="맑은 고딕">
-          <w:rFonts w:ascii="맑은 고딕" w:hAnsi="맑은 고딕" w:eastAsia="맑은 고딕"/>
-          <w:b/>
-          <w:color w:val="1F2937"/>
-          <w:sz w:val="21"/>
-        </w:rPr>
-        <w:t xml:space="preserve">"I Will Always Love You": </w:t>
-      </w:r>
-      <w:r>
-        <w:rPr w:rFonts="맑은 고딕">
-          <w:rFonts w:ascii="맑은 고딕" w:hAnsi="맑은 고딕" w:eastAsia="맑은 고딕"/>
-          <w:b w:val="0"/>
-          <w:sz w:val="21"/>
-        </w:rPr>
-        <w:t>돌리 파튼(Dolly Parton)의 원곡을 재해석한 곡으로, 전율을 일으키는 무반주 도입부의 적막을 뚫고 솟구쳐 오르는 폭발적인 고음과 서정성이 압권인 금세기 최고의 러브 테마입니다.</w:t>
-      </w:r>
-    </w:p>
-    <w:p>
-      <w:pPr>
-        <w:spacing w:line="324" w:lineRule="auto" w:after="80"/>
-      </w:pPr>
-      <w:r>
-        <w:rPr w:rFonts="맑은 고딕">
-          <w:rFonts w:ascii="맑은 고딕" w:hAnsi="맑은 고딕" w:eastAsia="맑은 고딕"/>
-          <w:b w:val="0"/>
-          <w:color w:val="6B7280"/>
-          <w:sz w:val="21"/>
-        </w:rPr>
-        <w:t xml:space="preserve">· </w:t>
-      </w:r>
-      <w:r>
-        <w:rPr w:rFonts="맑은 고딕">
-          <w:rFonts w:ascii="맑은 고딕" w:hAnsi="맑은 고딕" w:eastAsia="맑은 고딕"/>
-          <w:b/>
-          <w:color w:val="1F2937"/>
-          <w:sz w:val="21"/>
-        </w:rPr>
-        <w:t xml:space="preserve">"I Have Nothing": </w:t>
-      </w:r>
-      <w:r>
-        <w:rPr w:rFonts="맑은 고딕">
-          <w:rFonts w:ascii="맑은 고딕" w:hAnsi="맑은 고딕" w:eastAsia="맑은 고딕"/>
-          <w:b w:val="0"/>
-          <w:sz w:val="21"/>
-        </w:rPr>
-        <w:t>데이비드 포스터(David Foster) 특유의 유려하고 웅장한 오케스트레이션 위로, 사랑을 갈구하는 여인의 절절한 심경을 완벽한 가창력으로 쏟아내는 명발라드입니다.</w:t>
-      </w:r>
-    </w:p>
-    <w:p>
-      <w:pPr>
-        <w:spacing w:line="324" w:lineRule="auto" w:after="80"/>
-      </w:pPr>
-      <w:r>
-        <w:rPr w:rFonts="맑은 고딕">
-          <w:rFonts w:ascii="맑은 고딕" w:hAnsi="맑은 고딕" w:eastAsia="맑은 고딕"/>
-          <w:b w:val="0"/>
-          <w:color w:val="6B7280"/>
-          <w:sz w:val="21"/>
-        </w:rPr>
-        <w:t xml:space="preserve">· </w:t>
-      </w:r>
-      <w:r>
-        <w:rPr w:rFonts="맑은 고딕">
-          <w:rFonts w:ascii="맑은 고딕" w:hAnsi="맑은 고딕" w:eastAsia="맑은 고딕"/>
-          <w:b/>
-          <w:color w:val="1F2937"/>
-          <w:sz w:val="21"/>
-        </w:rPr>
-        <w:t xml:space="preserve">"Run to You": </w:t>
-      </w:r>
-      <w:r>
-        <w:rPr w:rFonts="맑은 고딕">
-          <w:rFonts w:ascii="맑은 고딕" w:hAnsi="맑은 고딕" w:eastAsia="맑은 고딕"/>
-          <w:b w:val="0"/>
-          <w:sz w:val="21"/>
-        </w:rPr>
-        <w:t>깊은 고독과 슬픔의 결을 어루만지는 절제미와 섬세한 감정선이 돋보이는 숨은 보석 같은 트랙입니다.</w:t>
-      </w:r>
-    </w:p>
-    <w:p>
-      <w:pPr>
-        <w:spacing w:line="324" w:lineRule="auto" w:after="80"/>
-      </w:pPr>
-      <w:r>
-        <w:rPr w:rFonts="맑은 고딕">
-          <w:rFonts w:ascii="맑은 고딕" w:hAnsi="맑은 고딕" w:eastAsia="맑은 고딕"/>
-          <w:b w:val="0"/>
-          <w:color w:val="6B7280"/>
-          <w:sz w:val="21"/>
-        </w:rPr>
-        <w:t xml:space="preserve">· </w:t>
-      </w:r>
-      <w:r>
-        <w:rPr w:rFonts="맑은 고딕">
-          <w:rFonts w:ascii="맑은 고딕" w:hAnsi="맑은 고딕" w:eastAsia="맑은 고딕"/>
-          <w:b/>
-          <w:color w:val="1F2937"/>
-          <w:sz w:val="21"/>
-        </w:rPr>
-        <w:t xml:space="preserve">"I'm Every Woman": </w:t>
-      </w:r>
-      <w:r>
-        <w:rPr w:rFonts="맑은 고딕">
-          <w:rFonts w:ascii="맑은 고딕" w:hAnsi="맑은 고딕" w:eastAsia="맑은 고딕"/>
-          <w:b w:val="0"/>
-          <w:sz w:val="21"/>
-        </w:rPr>
-        <w:t>샤카 칸(Chaka Khan)의 명곡을 현대적인 댄스 비트와 당당하고 활기찬 보컬로 재탄생시켜 생동감 넘치는 에너지를 전합니다.</w:t>
+        <w:t>도입부의 숨 막히는 독창부터 후반부의 전조와 함께 거대한 감정의 파도를 일으키는 "I Will Always Love You", 드라마틱한 멜로디 라인과 휘트니의 파워풀한 고음이 빛나는 애절한 명발라드 "I Have Nothing", 깊은 내면의 연약함과 서정성을 절제된 보컬로 노래한 "Run to You", 샤카 칸의 훵크 명곡을 찬란하고 에너제틱한 댄스 팝으로 재해석한 "I'm Every Woman" 등 보컬 예술의 극치를 보여주는 명곡들이 수록되어 있습니다.</w:t>
       </w:r>
     </w:p>
     <w:p>
@@ -643,7 +539,7 @@
           <w:b w:val="0"/>
           <w:sz w:val="21"/>
         </w:rPr>
-        <w:t>턴테이블의 바늘이 LP 표면을 미끄러지듯 스쳐 지나갈 때 흐르는 미세한 표면 잡음 뒤로, "If I should stay..."로 시작되는 아카펠라의 숨소리가 진공관 앰프의 온기를 타고 방 안을 가득 채우는 순간은 오직 아날로그 환경에서만 경험할 수 있는 경이로운 감동입니다. 배음이 풍성한 사운드 시스템을 통해 울려 퍼지는 브라스와 스트링의 두터운 질감은 휴스턴의 호소력 짙은 음성을 더욱 입체적이고 숭고하게 체감하게 합니다.</w:t>
+        <w:t>진공관 앰프의 온기 어린 질감과 턴테이블의 아날로그 카트리지가 빚어내는 배음 속에서 감상할 때 음반의 감동은 극대화됩니다. "I Will Always Love You"의 적막을 가르는 미세한 입술의 떨림과 호흡, 뒤이어 공간을 압도하는 웅장한 브라스와 오케스트레이션의 레이어는 디지털 음원에서는 느낄 수 없는 바이닐 특유의 두터운 밀도감과 입체적인 무대감을 풍성하게 전달합니다.</w:t>
       </w:r>
     </w:p>
     <w:p>
@@ -674,7 +570,7 @@
           <w:b w:val="0"/>
           <w:sz w:val="21"/>
         </w:rPr>
-        <w:t>대중음악 역사상 가장 찬란했던 목소리의 황금기를 아날로그 바이닐의 질감으로 소유한다는 것은, 음악 애호가이자 컬렉터에게 있어 단순한 수집 이상의 낭만적 특권이자 예술적 축복입니다.</w:t>
+        <w:t>대중음악사의 판매량과 차트 기록을 모두 갈아치운 불멸의 클래식이자, 아날로그 음반 문화의 정점에서 제작된 오디오파일적 완성도를 지닌 필청반입니다. 비극적으로 요절한 세기의 디바 휘트니 휴스턴의 가장 빛나고 완전무결했던 최전성기 육성을 그루브에 영구히 소장할 수 있다는 사실만으로도 LP 애호가들에게 대체 불가능한 소장 가치를 선사합니다.</w:t>
       </w:r>
     </w:p>
     <w:p>
@@ -688,7 +584,7 @@
           <w:color w:val="4338CA"/>
           <w:sz w:val="21"/>
         </w:rPr>
-        <w:t>이 음반을 통해 세월이 흘러도 결코 바래지 않는 불멸의 목소리가 전해주는 감동을 다시 한번 경험해 보시는 것은 어떨까요?</w:t>
+        <w:t>이 음반을 통해 아날로그 바늘 끝에서 피어나는 세기의 목소리가 전해주는 감동을 다시 한번 경험해 보시는 것은 어떨까요?</w:t>
       </w:r>
     </w:p>
     <w:sectPr>
